--- a/Job_Sheet_Joining_Letter_Cover_Letter.docx
+++ b/Job_Sheet_Joining_Letter_Cover_Letter.docx
@@ -4,48 +4,86 @@
   <w:body>
     <w:p>
       <w:pPr>
-        <w:spacing w:before="0" w:after="320"/>
+        <w:spacing w:before="200" w:after="400"/>
         <w:jc w:val="center"/>
       </w:pPr>
       <w:r>
         <w:rPr>
           <w:rFonts w:ascii="Agency FB" w:hAnsi="Agency FB"/>
           <w:b/>
-          <w:sz w:val="40"/>
-          <w:u w:val="single"/>
+          <w:sz w:val="36"/>
         </w:rPr>
         <w:t>Joining Letter</w:t>
       </w:r>
     </w:p>
     <w:p>
       <w:pPr>
-        <w:spacing w:after="200"/>
+        <w:spacing w:before="0" w:after="240" w:lineRule="auto" w:line="276"/>
       </w:pPr>
       <w:r>
         <w:rPr>
           <w:rFonts w:ascii="Times New Roman" w:hAnsi="Times New Roman"/>
+          <w:b w:val="0"/>
           <w:sz w:val="24"/>
         </w:rPr>
-        <w:t>[Date: October 02, 2026]</w:t>
+        <w:t>[Date]</w:t>
       </w:r>
     </w:p>
     <w:p>
       <w:pPr>
-        <w:spacing w:after="240" w:line="276" w:lineRule="auto"/>
+        <w:spacing w:before="0" w:after="240" w:lineRule="auto" w:line="276"/>
       </w:pPr>
       <w:r>
         <w:rPr>
           <w:rFonts w:ascii="Times New Roman" w:hAnsi="Times New Roman"/>
+          <w:b w:val="0"/>
           <w:sz w:val="24"/>
         </w:rPr>
-        <w:t>[Employee Name: Tajrian Islam Sharan]</w:t>
-        <w:br/>
-        <w:t>[Employee Address: House #12, Road #4, Dhanmondi, Dhaka]</w:t>
+        <w:t>[Employee Name] [Employee Address]</w:t>
       </w:r>
     </w:p>
     <w:p>
       <w:pPr>
-        <w:spacing w:after="200"/>
+        <w:spacing w:before="0" w:after="200" w:lineRule="auto" w:line="276"/>
+      </w:pPr>
+      <w:r>
+        <w:rPr>
+          <w:rFonts w:ascii="Times New Roman" w:hAnsi="Times New Roman"/>
+          <w:b w:val="0"/>
+          <w:sz w:val="24"/>
+        </w:rPr>
+        <w:t>Dear [Employee Name],</w:t>
+      </w:r>
+    </w:p>
+    <w:p>
+      <w:pPr>
+        <w:spacing w:before="0" w:after="200" w:lineRule="auto" w:line="276"/>
+      </w:pPr>
+      <w:r>
+        <w:rPr>
+          <w:rFonts w:ascii="Times New Roman" w:hAnsi="Times New Roman"/>
+          <w:b w:val="0"/>
+          <w:sz w:val="24"/>
+        </w:rPr>
+        <w:t>We are delighted to welcome you to the [Company Name] team as a Web Designer. Your skills and experience align perfectly with our vision for creating exceptional digital experiences.</w:t>
+      </w:r>
+    </w:p>
+    <w:p>
+      <w:pPr>
+        <w:spacing w:before="0" w:after="200" w:lineRule="auto" w:line="276"/>
+      </w:pPr>
+      <w:r>
+        <w:rPr>
+          <w:rFonts w:ascii="Times New Roman" w:hAnsi="Times New Roman"/>
+          <w:b w:val="0"/>
+          <w:sz w:val="24"/>
+        </w:rPr>
+        <w:t>Your official start date at [Company Name] will be [Start Date].</w:t>
+      </w:r>
+    </w:p>
+    <w:p>
+      <w:pPr>
+        <w:spacing w:before="0" w:after="80" w:lineRule="auto" w:line="276"/>
       </w:pPr>
       <w:r>
         <w:rPr>
@@ -53,24 +91,13 @@
           <w:b/>
           <w:sz w:val="24"/>
         </w:rPr>
-        <w:t>Dear [Employee Name],</w:t>
+        <w:t>Your role and responsibilities will include:</w:t>
       </w:r>
     </w:p>
     <w:p>
       <w:pPr>
-        <w:spacing w:after="200" w:line="276" w:lineRule="auto"/>
-      </w:pPr>
-      <w:r>
-        <w:rPr>
-          <w:rFonts w:ascii="Times New Roman" w:hAnsi="Times New Roman"/>
-          <w:sz w:val="24"/>
-        </w:rPr>
-        <w:t>We are delighted to welcome you to the [Company Name: Apex Digital Solutions Ltd.] team as a Web Designer. Your skills and experience align perfectly with our vision for creating exceptional digital experiences.</w:t>
-      </w:r>
-    </w:p>
-    <w:p>
-      <w:pPr>
-        <w:spacing w:after="200" w:line="276" w:lineRule="auto"/>
+        <w:spacing w:before="0" w:after="40" w:lineRule="auto" w:line="276"/>
+        <w:ind w:left="576"/>
       </w:pPr>
       <w:r>
         <w:rPr>
@@ -78,89 +105,103 @@
           <w:b/>
           <w:sz w:val="24"/>
         </w:rPr>
-        <w:t>Your official start date at [Company Name] will be [Start Date: October 15, 2026].</w:t>
+        <w:t xml:space="preserve">•  </w:t>
       </w:r>
-    </w:p>
-    <w:p>
-      <w:pPr>
-        <w:spacing w:after="80"/>
-      </w:pPr>
       <w:r>
         <w:rPr>
           <w:rFonts w:ascii="Times New Roman" w:hAnsi="Times New Roman"/>
           <w:sz w:val="24"/>
         </w:rPr>
-        <w:t>Your role and responsibilities will include:</w:t>
+        <w:t>Designing and developing visually appealing and user-friendly websites.</w:t>
       </w:r>
     </w:p>
     <w:p>
       <w:pPr>
-        <w:spacing w:after="60" w:line="276" w:lineRule="auto"/>
-        <w:ind w:left="432"/>
+        <w:spacing w:before="0" w:after="40" w:lineRule="auto" w:line="276"/>
+        <w:ind w:left="576"/>
       </w:pPr>
       <w:r>
         <w:rPr>
           <w:rFonts w:ascii="Times New Roman" w:hAnsi="Times New Roman"/>
-          <w:sz w:val="23"/>
+          <w:b/>
+          <w:sz w:val="24"/>
         </w:rPr>
-        <w:t>•  Designing and developing visually appealing and user-friendly websites.</w:t>
+        <w:t xml:space="preserve">•  </w:t>
+      </w:r>
+      <w:r>
+        <w:rPr>
+          <w:rFonts w:ascii="Times New Roman" w:hAnsi="Times New Roman"/>
+          <w:sz w:val="24"/>
+        </w:rPr>
+        <w:t>Creating and maintaining website templates, layouts, and styles.</w:t>
       </w:r>
     </w:p>
     <w:p>
       <w:pPr>
-        <w:spacing w:after="60" w:line="276" w:lineRule="auto"/>
-        <w:ind w:left="432"/>
+        <w:spacing w:before="0" w:after="40" w:lineRule="auto" w:line="276"/>
+        <w:ind w:left="576"/>
       </w:pPr>
       <w:r>
         <w:rPr>
           <w:rFonts w:ascii="Times New Roman" w:hAnsi="Times New Roman"/>
-          <w:sz w:val="23"/>
+          <w:b/>
+          <w:sz w:val="24"/>
         </w:rPr>
-        <w:t>•  Creating and maintaining website templates, layouts, and styles using HTML, CSS, and Bootstrap.</w:t>
+        <w:t xml:space="preserve">•  </w:t>
+      </w:r>
+      <w:r>
+        <w:rPr>
+          <w:rFonts w:ascii="Times New Roman" w:hAnsi="Times New Roman"/>
+          <w:sz w:val="24"/>
+        </w:rPr>
+        <w:t>Collaborating with other team members to ensure seamless integration of design elements.</w:t>
       </w:r>
     </w:p>
     <w:p>
       <w:pPr>
-        <w:spacing w:after="60" w:line="276" w:lineRule="auto"/>
-        <w:ind w:left="432"/>
+        <w:spacing w:before="0" w:after="40" w:lineRule="auto" w:line="276"/>
+        <w:ind w:left="576"/>
       </w:pPr>
       <w:r>
         <w:rPr>
           <w:rFonts w:ascii="Times New Roman" w:hAnsi="Times New Roman"/>
-          <w:sz w:val="23"/>
+          <w:b/>
+          <w:sz w:val="24"/>
         </w:rPr>
-        <w:t>•  Collaborating with other team members to ensure seamless integration of design elements.</w:t>
+        <w:t xml:space="preserve">•  </w:t>
+      </w:r>
+      <w:r>
+        <w:rPr>
+          <w:rFonts w:ascii="Times New Roman" w:hAnsi="Times New Roman"/>
+          <w:sz w:val="24"/>
+        </w:rPr>
+        <w:t>Staying updated with the latest web design trends and technologies.</w:t>
       </w:r>
     </w:p>
     <w:p>
       <w:pPr>
-        <w:spacing w:after="60" w:line="276" w:lineRule="auto"/>
-        <w:ind w:left="432"/>
+        <w:spacing w:before="0" w:after="40" w:lineRule="auto" w:line="276"/>
+        <w:ind w:left="576"/>
       </w:pPr>
       <w:r>
         <w:rPr>
           <w:rFonts w:ascii="Times New Roman" w:hAnsi="Times New Roman"/>
-          <w:sz w:val="23"/>
+          <w:b/>
+          <w:sz w:val="24"/>
         </w:rPr>
-        <w:t>•  Staying updated with the latest web design trends, UI/UX practices, and web accessibility standards.</w:t>
+        <w:t xml:space="preserve">•  </w:t>
+      </w:r>
+      <w:r>
+        <w:rPr>
+          <w:rFonts w:ascii="Times New Roman" w:hAnsi="Times New Roman"/>
+          <w:sz w:val="24"/>
+        </w:rPr>
+        <w:t>[List any other specific duties or responsibilities relevant to the position]</w:t>
       </w:r>
     </w:p>
     <w:p>
       <w:pPr>
-        <w:spacing w:after="60" w:line="276" w:lineRule="auto"/>
-        <w:ind w:left="432"/>
-      </w:pPr>
-      <w:r>
-        <w:rPr>
-          <w:rFonts w:ascii="Times New Roman" w:hAnsi="Times New Roman"/>
-          <w:sz w:val="23"/>
-        </w:rPr>
-        <w:t>•  Assisting in testing, cross-browser compatibility checks, and ongoing website maintenance.</w:t>
-      </w:r>
-    </w:p>
-    <w:p>
-      <w:pPr>
-        <w:spacing w:before="160" w:after="80"/>
+        <w:spacing w:before="160" w:after="80" w:lineRule="auto" w:line="276"/>
       </w:pPr>
       <w:r>
         <w:rPr>
@@ -173,138 +214,144 @@
     </w:p>
     <w:p>
       <w:pPr>
-        <w:spacing w:after="60" w:line="276" w:lineRule="auto"/>
-        <w:ind w:left="432"/>
+        <w:spacing w:before="0" w:after="40" w:lineRule="auto" w:line="276"/>
+        <w:ind w:left="576"/>
       </w:pPr>
       <w:r>
         <w:rPr>
           <w:rFonts w:ascii="Times New Roman" w:hAnsi="Times New Roman"/>
           <w:b/>
-          <w:sz w:val="23"/>
+          <w:sz w:val="24"/>
         </w:rPr>
-        <w:t xml:space="preserve">•  Salary: </w:t>
+        <w:t xml:space="preserve">•  </w:t>
       </w:r>
       <w:r>
         <w:rPr>
           <w:rFonts w:ascii="Times New Roman" w:hAnsi="Times New Roman"/>
-          <w:sz w:val="23"/>
+          <w:sz w:val="24"/>
         </w:rPr>
-        <w:t>[Salary Amount: BDT 35,000] per month</w:t>
+        <w:t>Salary: [Salary Amount] per month</w:t>
       </w:r>
     </w:p>
     <w:p>
       <w:pPr>
-        <w:spacing w:after="60" w:line="276" w:lineRule="auto"/>
-        <w:ind w:left="432"/>
+        <w:spacing w:before="0" w:after="40" w:lineRule="auto" w:line="276"/>
+        <w:ind w:left="576"/>
       </w:pPr>
       <w:r>
         <w:rPr>
           <w:rFonts w:ascii="Times New Roman" w:hAnsi="Times New Roman"/>
           <w:b/>
-          <w:sz w:val="23"/>
+          <w:sz w:val="24"/>
         </w:rPr>
-        <w:t xml:space="preserve">•  Benefits: </w:t>
+        <w:t xml:space="preserve">•  </w:t>
       </w:r>
       <w:r>
         <w:rPr>
           <w:rFonts w:ascii="Times New Roman" w:hAnsi="Times New Roman"/>
-          <w:sz w:val="23"/>
+          <w:sz w:val="24"/>
         </w:rPr>
-        <w:t>[List of benefits: Health insurance, 2 Festival bonuses, Paid time off]</w:t>
+        <w:t>Benefits: [List of benefits, such as health insurance, paid time off, etc.]</w:t>
       </w:r>
     </w:p>
     <w:p>
       <w:pPr>
-        <w:spacing w:after="60" w:line="276" w:lineRule="auto"/>
-        <w:ind w:left="432"/>
+        <w:spacing w:before="0" w:after="40" w:lineRule="auto" w:line="276"/>
+        <w:ind w:left="576"/>
       </w:pPr>
       <w:r>
         <w:rPr>
           <w:rFonts w:ascii="Times New Roman" w:hAnsi="Times New Roman"/>
           <w:b/>
-          <w:sz w:val="23"/>
+          <w:sz w:val="24"/>
         </w:rPr>
-        <w:t xml:space="preserve">•  Working hours: </w:t>
+        <w:t xml:space="preserve">•  </w:t>
       </w:r>
       <w:r>
         <w:rPr>
           <w:rFonts w:ascii="Times New Roman" w:hAnsi="Times New Roman"/>
-          <w:sz w:val="23"/>
+          <w:sz w:val="24"/>
         </w:rPr>
-        <w:t>[Regular working hours: 9:00 AM to 5:00 PM, Sunday to Thursday]</w:t>
+        <w:t>Working hours: [Regular working hours]</w:t>
       </w:r>
     </w:p>
     <w:p>
       <w:pPr>
-        <w:spacing w:after="60" w:line="276" w:lineRule="auto"/>
-        <w:ind w:left="432"/>
+        <w:spacing w:before="0" w:after="40" w:lineRule="auto" w:line="276"/>
+        <w:ind w:left="576"/>
       </w:pPr>
       <w:r>
         <w:rPr>
           <w:rFonts w:ascii="Times New Roman" w:hAnsi="Times New Roman"/>
           <w:b/>
-          <w:sz w:val="23"/>
+          <w:sz w:val="24"/>
         </w:rPr>
-        <w:t xml:space="preserve">•  Probationary period: </w:t>
+        <w:t xml:space="preserve">•  </w:t>
       </w:r>
-      <w:r>
-        <w:rPr>
-          <w:rFonts w:ascii="Times New Roman" w:hAnsi="Times New Roman"/>
-          <w:sz w:val="23"/>
-        </w:rPr>
-        <w:t>[Duration: 3 Months from joining date]</w:t>
-      </w:r>
-    </w:p>
-    <w:p>
-      <w:pPr>
-        <w:spacing w:before="160" w:after="200" w:line="276" w:lineRule="auto"/>
-      </w:pPr>
-      <w:r>
-        <w:rPr>
-          <w:rFonts w:ascii="Times New Roman" w:hAnsi="Times New Roman"/>
-          <w:sz w:val="23"/>
-        </w:rPr>
-        <w:t>Please ensure that you provide the necessary documentation, such as your National ID card photocopy, educational certificates, and medical fitness certificate, to the HR department by [Date: October 10, 2026].</w:t>
-      </w:r>
-    </w:p>
-    <w:p>
-      <w:pPr>
-        <w:spacing w:after="400" w:line="276" w:lineRule="auto"/>
-      </w:pPr>
       <w:r>
         <w:rPr>
           <w:rFonts w:ascii="Times New Roman" w:hAnsi="Times New Roman"/>
           <w:sz w:val="24"/>
         </w:rPr>
-        <w:t>We look forward to your valuable contributions and wish you all the best in your new role at [Company Name].</w:t>
-        <w:br/>
-        <w:br/>
+        <w:t>Probationary period: [Duration of probationary period]</w:t>
+      </w:r>
+    </w:p>
+    <w:p>
+      <w:pPr>
+        <w:spacing w:before="160" w:after="160" w:lineRule="auto" w:line="276"/>
+      </w:pPr>
+      <w:r>
+        <w:rPr>
+          <w:rFonts w:ascii="Times New Roman" w:hAnsi="Times New Roman"/>
+          <w:b w:val="0"/>
+          <w:sz w:val="24"/>
+        </w:rPr>
+        <w:t>Please ensure that you provide the necessary documentation, such as your ID proof, educational certificates, and medical fitness certificate, to the HR department by [Date].</w:t>
+      </w:r>
+    </w:p>
+    <w:p>
+      <w:pPr>
+        <w:spacing w:before="0" w:after="280" w:lineRule="auto" w:line="276"/>
+      </w:pPr>
+      <w:r>
+        <w:rPr>
+          <w:rFonts w:ascii="Times New Roman" w:hAnsi="Times New Roman"/>
+          <w:b w:val="0"/>
+          <w:sz w:val="24"/>
+        </w:rPr>
+        <w:t>We look forward to your contributions and wish you all the best in your new role at [Company Name].</w:t>
+      </w:r>
+    </w:p>
+    <w:p>
+      <w:pPr>
+        <w:spacing w:before="0" w:after="360" w:lineRule="auto" w:line="276"/>
+      </w:pPr>
+      <w:r>
+        <w:rPr>
+          <w:rFonts w:ascii="Times New Roman" w:hAnsi="Times New Roman"/>
+          <w:b w:val="0"/>
+          <w:sz w:val="24"/>
+        </w:rPr>
         <w:t>Sincerely,</w:t>
       </w:r>
     </w:p>
     <w:p>
       <w:pPr>
-        <w:spacing w:after="0" w:line="276" w:lineRule="auto"/>
+        <w:spacing w:before="0" w:after="120" w:lineRule="auto" w:line="276"/>
       </w:pPr>
       <w:r>
         <w:rPr>
           <w:rFonts w:ascii="Times New Roman" w:hAnsi="Times New Roman"/>
           <w:b/>
-          <w:sz w:val="23"/>
+          <w:sz w:val="24"/>
         </w:rPr>
-        <w:t>[Authorized Signature / HR Manager]</w:t>
-        <w:br/>
-        <w:t>[Head of Human Resources]</w:t>
-        <w:br/>
-        <w:t>[Company Name: Apex Digital Solutions Ltd.]</w:t>
-        <w:br/>
-        <w:t>[Company Address: Plot #10, Kawran Bazar, Dhaka]</w:t>
+        <w:t>[Your Name] [Your Position] [Company Name] [Company Address]</w:t>
       </w:r>
     </w:p>
     <w:sectPr>
       <w:footerReference w:type="default" r:id="rId9"/>
       <w:pgSz w:w="11909" w:h="16834"/>
-      <w:pgMar w:top="1440" w:right="1440" w:bottom="1440" w:left="1440" w:header="720" w:footer="720" w:gutter="0"/>
+      <w:pgMar w:top="1080" w:right="1224" w:bottom="1080" w:left="1224" w:header="720" w:footer="720" w:gutter="0"/>
       <w:cols w:space="720"/>
       <w:docGrid w:linePitch="360"/>
     </w:sectPr>
@@ -317,18 +364,77 @@
   <w:p>
     <w:pPr>
       <w:pStyle w:val="Footer"/>
-      <w:jc w:val="right"/>
-    </w:pPr>
-    <w:r>
-      <w:rPr>
-        <w:rFonts w:ascii="Times New Roman" w:hAnsi="Times New Roman"/>
-        <w:i/>
-        <w:color w:val="646464"/>
-        <w:sz w:val="18"/>
-      </w:rPr>
-      <w:t>D:\Your Name_Reg No\Job-1.docx</w:t>
-    </w:r>
+    </w:pPr>
+    <w:r/>
   </w:p>
+  <w:tbl>
+    <w:tblPr>
+      <w:tblW w:type="auto" w:w="0"/>
+      <w:jc w:val="center"/>
+      <w:tblLook w:firstColumn="1" w:firstRow="1" w:lastColumn="0" w:lastRow="0" w:noHBand="0" w:noVBand="1" w:val="04A0"/>
+    </w:tblPr>
+    <w:tblGrid>
+      <w:gridCol w:w="5184"/>
+      <w:gridCol w:w="5184"/>
+    </w:tblGrid>
+    <w:tr>
+      <w:tc>
+        <w:tcPr>
+          <w:tcW w:type="dxa" w:w="5184"/>
+          <w:tcBorders>
+            <w:top w:val="none"/>
+            <w:left w:val="none"/>
+            <w:bottom w:val="none"/>
+            <w:right w:val="none"/>
+          </w:tcBorders>
+        </w:tcPr>
+        <w:p>
+          <w:pPr>
+            <w:jc w:val="left"/>
+          </w:pPr>
+          <w:r>
+            <w:rPr>
+              <w:rFonts w:ascii="Times New Roman" w:hAnsi="Times New Roman"/>
+              <w:sz w:val="19"/>
+            </w:rPr>
+            <w:t xml:space="preserve">Page </w:t>
+          </w:r>
+          <w:fldSimple w:instr="PAGE">
+            <w:r>
+              <w:rPr>
+                <w:rFonts w:ascii="Times New Roman" w:hAnsi="Times New Roman"/>
+                <w:sz w:val="19"/>
+              </w:rPr>
+              <w:t>1</w:t>
+            </w:r>
+          </w:fldSimple>
+        </w:p>
+      </w:tc>
+      <w:tc>
+        <w:tcPr>
+          <w:tcW w:type="dxa" w:w="5184"/>
+          <w:tcBorders>
+            <w:top w:val="none"/>
+            <w:left w:val="none"/>
+            <w:bottom w:val="none"/>
+            <w:right w:val="none"/>
+          </w:tcBorders>
+        </w:tcPr>
+        <w:p>
+          <w:pPr>
+            <w:jc w:val="right"/>
+          </w:pPr>
+          <w:r>
+            <w:rPr>
+              <w:rFonts w:ascii="Times New Roman" w:hAnsi="Times New Roman"/>
+              <w:sz w:val="19"/>
+            </w:rPr>
+            <w:t>D:\Tajrian Islam Sharan_Reg No\Job-1.docx</w:t>
+          </w:r>
+        </w:p>
+      </w:tc>
+    </w:tr>
+  </w:tbl>
 </w:ftr>
 </file>
 

--- a/Job_Sheet_Joining_Letter_Cover_Letter.docx
+++ b/Job_Sheet_Joining_Letter_Cover_Letter.docx
@@ -4,7 +4,7 @@
   <w:body>
     <w:p>
       <w:pPr>
-        <w:spacing w:before="200" w:after="400"/>
+        <w:spacing w:before="120" w:after="280"/>
         <w:jc w:val="center"/>
       </w:pPr>
       <w:r>
@@ -18,28 +18,295 @@
     </w:p>
     <w:p>
       <w:pPr>
-        <w:spacing w:before="0" w:after="240" w:lineRule="auto" w:line="276"/>
+        <w:spacing w:before="0" w:after="160" w:lineRule="auto" w:line="276"/>
       </w:pPr>
       <w:r>
         <w:rPr>
           <w:rFonts w:ascii="Times New Roman" w:hAnsi="Times New Roman"/>
           <w:b w:val="0"/>
-          <w:sz w:val="24"/>
+          <w:sz w:val="23"/>
         </w:rPr>
         <w:t>[Date]</w:t>
       </w:r>
     </w:p>
     <w:p>
       <w:pPr>
-        <w:spacing w:before="0" w:after="240" w:lineRule="auto" w:line="276"/>
+        <w:spacing w:before="0" w:after="160" w:lineRule="auto" w:line="276"/>
       </w:pPr>
       <w:r>
         <w:rPr>
           <w:rFonts w:ascii="Times New Roman" w:hAnsi="Times New Roman"/>
           <w:b w:val="0"/>
-          <w:sz w:val="24"/>
+          <w:sz w:val="23"/>
         </w:rPr>
         <w:t>[Employee Name] [Employee Address]</w:t>
+      </w:r>
+    </w:p>
+    <w:p>
+      <w:pPr>
+        <w:spacing w:before="0" w:after="120" w:lineRule="auto" w:line="276"/>
+      </w:pPr>
+      <w:r>
+        <w:rPr>
+          <w:rFonts w:ascii="Times New Roman" w:hAnsi="Times New Roman"/>
+          <w:b w:val="0"/>
+          <w:sz w:val="23"/>
+        </w:rPr>
+        <w:t>Dear [Employee Name],</w:t>
+      </w:r>
+    </w:p>
+    <w:p>
+      <w:pPr>
+        <w:spacing w:before="0" w:after="120" w:lineRule="auto" w:line="276"/>
+      </w:pPr>
+      <w:r>
+        <w:rPr>
+          <w:rFonts w:ascii="Times New Roman" w:hAnsi="Times New Roman"/>
+          <w:b w:val="0"/>
+          <w:sz w:val="23"/>
+        </w:rPr>
+        <w:t>We are delighted to welcome you to the [Company Name] team as a Web Designer. Your skills and experience align perfectly with our vision for creating exceptional digital experiences.</w:t>
+      </w:r>
+    </w:p>
+    <w:p>
+      <w:pPr>
+        <w:spacing w:before="0" w:after="120" w:lineRule="auto" w:line="276"/>
+      </w:pPr>
+      <w:r>
+        <w:rPr>
+          <w:rFonts w:ascii="Times New Roman" w:hAnsi="Times New Roman"/>
+          <w:b w:val="0"/>
+          <w:sz w:val="23"/>
+        </w:rPr>
+        <w:t>Your official start date at [Company Name] will be [Start Date].</w:t>
+      </w:r>
+    </w:p>
+    <w:p>
+      <w:pPr>
+        <w:spacing w:before="0" w:after="60" w:lineRule="auto" w:line="276"/>
+      </w:pPr>
+      <w:r>
+        <w:rPr>
+          <w:rFonts w:ascii="Times New Roman" w:hAnsi="Times New Roman"/>
+          <w:b/>
+          <w:sz w:val="23"/>
+        </w:rPr>
+        <w:t>Your role and responsibilities will include:</w:t>
+      </w:r>
+    </w:p>
+    <w:p>
+      <w:pPr>
+        <w:spacing w:before="0" w:after="30" w:lineRule="auto" w:line="276"/>
+        <w:ind w:left="504"/>
+      </w:pPr>
+      <w:r>
+        <w:rPr>
+          <w:rFonts w:ascii="Times New Roman" w:hAnsi="Times New Roman"/>
+          <w:b/>
+          <w:sz w:val="23"/>
+        </w:rPr>
+        <w:t xml:space="preserve">•  </w:t>
+      </w:r>
+      <w:r>
+        <w:rPr>
+          <w:rFonts w:ascii="Times New Roman" w:hAnsi="Times New Roman"/>
+          <w:sz w:val="23"/>
+        </w:rPr>
+        <w:t>Designing and developing visually appealing and user-friendly websites.</w:t>
+      </w:r>
+    </w:p>
+    <w:p>
+      <w:pPr>
+        <w:spacing w:before="0" w:after="30" w:lineRule="auto" w:line="276"/>
+        <w:ind w:left="504"/>
+      </w:pPr>
+      <w:r>
+        <w:rPr>
+          <w:rFonts w:ascii="Times New Roman" w:hAnsi="Times New Roman"/>
+          <w:b/>
+          <w:sz w:val="23"/>
+        </w:rPr>
+        <w:t xml:space="preserve">•  </w:t>
+      </w:r>
+      <w:r>
+        <w:rPr>
+          <w:rFonts w:ascii="Times New Roman" w:hAnsi="Times New Roman"/>
+          <w:sz w:val="23"/>
+        </w:rPr>
+        <w:t>Creating and maintaining website templates, layouts, and styles.</w:t>
+      </w:r>
+    </w:p>
+    <w:p>
+      <w:pPr>
+        <w:spacing w:before="0" w:after="30" w:lineRule="auto" w:line="276"/>
+        <w:ind w:left="504"/>
+      </w:pPr>
+      <w:r>
+        <w:rPr>
+          <w:rFonts w:ascii="Times New Roman" w:hAnsi="Times New Roman"/>
+          <w:b/>
+          <w:sz w:val="23"/>
+        </w:rPr>
+        <w:t xml:space="preserve">•  </w:t>
+      </w:r>
+      <w:r>
+        <w:rPr>
+          <w:rFonts w:ascii="Times New Roman" w:hAnsi="Times New Roman"/>
+          <w:sz w:val="23"/>
+        </w:rPr>
+        <w:t>Collaborating with other team members to ensure seamless integration of design elements.</w:t>
+      </w:r>
+    </w:p>
+    <w:p>
+      <w:pPr>
+        <w:spacing w:before="0" w:after="30" w:lineRule="auto" w:line="276"/>
+        <w:ind w:left="504"/>
+      </w:pPr>
+      <w:r>
+        <w:rPr>
+          <w:rFonts w:ascii="Times New Roman" w:hAnsi="Times New Roman"/>
+          <w:b/>
+          <w:sz w:val="23"/>
+        </w:rPr>
+        <w:t xml:space="preserve">•  </w:t>
+      </w:r>
+      <w:r>
+        <w:rPr>
+          <w:rFonts w:ascii="Times New Roman" w:hAnsi="Times New Roman"/>
+          <w:sz w:val="23"/>
+        </w:rPr>
+        <w:t>Staying updated with the latest web design trends and technologies.</w:t>
+      </w:r>
+    </w:p>
+    <w:p>
+      <w:pPr>
+        <w:spacing w:before="0" w:after="30" w:lineRule="auto" w:line="276"/>
+        <w:ind w:left="504"/>
+      </w:pPr>
+      <w:r>
+        <w:rPr>
+          <w:rFonts w:ascii="Times New Roman" w:hAnsi="Times New Roman"/>
+          <w:b/>
+          <w:sz w:val="23"/>
+        </w:rPr>
+        <w:t xml:space="preserve">•  </w:t>
+      </w:r>
+      <w:r>
+        <w:rPr>
+          <w:rFonts w:ascii="Times New Roman" w:hAnsi="Times New Roman"/>
+          <w:sz w:val="23"/>
+        </w:rPr>
+        <w:t>[List any other specific duties or responsibilities relevant to the position]</w:t>
+      </w:r>
+    </w:p>
+    <w:p>
+      <w:pPr>
+        <w:spacing w:before="120" w:after="60" w:lineRule="auto" w:line="276"/>
+      </w:pPr>
+      <w:r>
+        <w:rPr>
+          <w:rFonts w:ascii="Times New Roman" w:hAnsi="Times New Roman"/>
+          <w:b/>
+          <w:sz w:val="23"/>
+        </w:rPr>
+        <w:t>Your employment terms and conditions are as follows:</w:t>
+      </w:r>
+    </w:p>
+    <w:p>
+      <w:pPr>
+        <w:spacing w:before="0" w:after="30" w:lineRule="auto" w:line="276"/>
+        <w:ind w:left="504"/>
+      </w:pPr>
+      <w:r>
+        <w:rPr>
+          <w:rFonts w:ascii="Times New Roman" w:hAnsi="Times New Roman"/>
+          <w:b/>
+          <w:sz w:val="23"/>
+        </w:rPr>
+        <w:t xml:space="preserve">•  </w:t>
+      </w:r>
+      <w:r>
+        <w:rPr>
+          <w:rFonts w:ascii="Times New Roman" w:hAnsi="Times New Roman"/>
+          <w:sz w:val="23"/>
+        </w:rPr>
+        <w:t>Salary: [Salary Amount] per month</w:t>
+      </w:r>
+    </w:p>
+    <w:p>
+      <w:pPr>
+        <w:spacing w:before="0" w:after="30" w:lineRule="auto" w:line="276"/>
+        <w:ind w:left="504"/>
+      </w:pPr>
+      <w:r>
+        <w:rPr>
+          <w:rFonts w:ascii="Times New Roman" w:hAnsi="Times New Roman"/>
+          <w:b/>
+          <w:sz w:val="23"/>
+        </w:rPr>
+        <w:t xml:space="preserve">•  </w:t>
+      </w:r>
+      <w:r>
+        <w:rPr>
+          <w:rFonts w:ascii="Times New Roman" w:hAnsi="Times New Roman"/>
+          <w:sz w:val="23"/>
+        </w:rPr>
+        <w:t>Benefits: [List of benefits, such as health insurance, paid time off, etc.]</w:t>
+      </w:r>
+    </w:p>
+    <w:p>
+      <w:pPr>
+        <w:spacing w:before="0" w:after="30" w:lineRule="auto" w:line="276"/>
+        <w:ind w:left="504"/>
+      </w:pPr>
+      <w:r>
+        <w:rPr>
+          <w:rFonts w:ascii="Times New Roman" w:hAnsi="Times New Roman"/>
+          <w:b/>
+          <w:sz w:val="23"/>
+        </w:rPr>
+        <w:t xml:space="preserve">•  </w:t>
+      </w:r>
+      <w:r>
+        <w:rPr>
+          <w:rFonts w:ascii="Times New Roman" w:hAnsi="Times New Roman"/>
+          <w:sz w:val="23"/>
+        </w:rPr>
+        <w:t>Working hours: [Regular working hours]</w:t>
+      </w:r>
+    </w:p>
+    <w:p>
+      <w:pPr>
+        <w:spacing w:before="0" w:after="30" w:lineRule="auto" w:line="276"/>
+        <w:ind w:left="504"/>
+      </w:pPr>
+      <w:r>
+        <w:rPr>
+          <w:rFonts w:ascii="Times New Roman" w:hAnsi="Times New Roman"/>
+          <w:b/>
+          <w:sz w:val="23"/>
+        </w:rPr>
+        <w:t xml:space="preserve">•  </w:t>
+      </w:r>
+      <w:r>
+        <w:rPr>
+          <w:rFonts w:ascii="Times New Roman" w:hAnsi="Times New Roman"/>
+          <w:sz w:val="23"/>
+        </w:rPr>
+        <w:t>Probationary period: [Duration of probationary period]</w:t>
+      </w:r>
+    </w:p>
+    <w:p>
+      <w:pPr>
+        <w:spacing w:before="120" w:after="120" w:lineRule="auto" w:line="276"/>
+      </w:pPr>
+      <w:r>
+        <w:rPr>
+          <w:rFonts w:ascii="Times New Roman" w:hAnsi="Times New Roman"/>
+          <w:b w:val="0"/>
+          <w:sz w:val="23"/>
+        </w:rPr>
+        <w:t>Please ensure that you provide the necessary documentation, such as your ID proof, educational certificates, and medical fitness certificate, to the HR department by [Date].</w:t>
       </w:r>
     </w:p>
     <w:p>
@@ -50,35 +317,22 @@
         <w:rPr>
           <w:rFonts w:ascii="Times New Roman" w:hAnsi="Times New Roman"/>
           <w:b w:val="0"/>
-          <w:sz w:val="24"/>
+          <w:sz w:val="23"/>
         </w:rPr>
-        <w:t>Dear [Employee Name],</w:t>
+        <w:t>We look forward to your contributions and wish you all the best in your new role at [Company Name].</w:t>
       </w:r>
     </w:p>
     <w:p>
       <w:pPr>
-        <w:spacing w:before="0" w:after="200" w:lineRule="auto" w:line="276"/>
+        <w:spacing w:before="0" w:after="280" w:lineRule="auto" w:line="276"/>
       </w:pPr>
       <w:r>
         <w:rPr>
           <w:rFonts w:ascii="Times New Roman" w:hAnsi="Times New Roman"/>
           <w:b w:val="0"/>
-          <w:sz w:val="24"/>
+          <w:sz w:val="23"/>
         </w:rPr>
-        <w:t>We are delighted to welcome you to the [Company Name] team as a Web Designer. Your skills and experience align perfectly with our vision for creating exceptional digital experiences.</w:t>
-      </w:r>
-    </w:p>
-    <w:p>
-      <w:pPr>
-        <w:spacing w:before="0" w:after="200" w:lineRule="auto" w:line="276"/>
-      </w:pPr>
-      <w:r>
-        <w:rPr>
-          <w:rFonts w:ascii="Times New Roman" w:hAnsi="Times New Roman"/>
-          <w:b w:val="0"/>
-          <w:sz w:val="24"/>
-        </w:rPr>
-        <w:t>Your official start date at [Company Name] will be [Start Date].</w:t>
+        <w:t>Sincerely,</w:t>
       </w:r>
     </w:p>
     <w:p>
@@ -89,261 +343,7 @@
         <w:rPr>
           <w:rFonts w:ascii="Times New Roman" w:hAnsi="Times New Roman"/>
           <w:b/>
-          <w:sz w:val="24"/>
-        </w:rPr>
-        <w:t>Your role and responsibilities will include:</w:t>
-      </w:r>
-    </w:p>
-    <w:p>
-      <w:pPr>
-        <w:spacing w:before="0" w:after="40" w:lineRule="auto" w:line="276"/>
-        <w:ind w:left="576"/>
-      </w:pPr>
-      <w:r>
-        <w:rPr>
-          <w:rFonts w:ascii="Times New Roman" w:hAnsi="Times New Roman"/>
-          <w:b/>
-          <w:sz w:val="24"/>
-        </w:rPr>
-        <w:t xml:space="preserve">•  </w:t>
-      </w:r>
-      <w:r>
-        <w:rPr>
-          <w:rFonts w:ascii="Times New Roman" w:hAnsi="Times New Roman"/>
-          <w:sz w:val="24"/>
-        </w:rPr>
-        <w:t>Designing and developing visually appealing and user-friendly websites.</w:t>
-      </w:r>
-    </w:p>
-    <w:p>
-      <w:pPr>
-        <w:spacing w:before="0" w:after="40" w:lineRule="auto" w:line="276"/>
-        <w:ind w:left="576"/>
-      </w:pPr>
-      <w:r>
-        <w:rPr>
-          <w:rFonts w:ascii="Times New Roman" w:hAnsi="Times New Roman"/>
-          <w:b/>
-          <w:sz w:val="24"/>
-        </w:rPr>
-        <w:t xml:space="preserve">•  </w:t>
-      </w:r>
-      <w:r>
-        <w:rPr>
-          <w:rFonts w:ascii="Times New Roman" w:hAnsi="Times New Roman"/>
-          <w:sz w:val="24"/>
-        </w:rPr>
-        <w:t>Creating and maintaining website templates, layouts, and styles.</w:t>
-      </w:r>
-    </w:p>
-    <w:p>
-      <w:pPr>
-        <w:spacing w:before="0" w:after="40" w:lineRule="auto" w:line="276"/>
-        <w:ind w:left="576"/>
-      </w:pPr>
-      <w:r>
-        <w:rPr>
-          <w:rFonts w:ascii="Times New Roman" w:hAnsi="Times New Roman"/>
-          <w:b/>
-          <w:sz w:val="24"/>
-        </w:rPr>
-        <w:t xml:space="preserve">•  </w:t>
-      </w:r>
-      <w:r>
-        <w:rPr>
-          <w:rFonts w:ascii="Times New Roman" w:hAnsi="Times New Roman"/>
-          <w:sz w:val="24"/>
-        </w:rPr>
-        <w:t>Collaborating with other team members to ensure seamless integration of design elements.</w:t>
-      </w:r>
-    </w:p>
-    <w:p>
-      <w:pPr>
-        <w:spacing w:before="0" w:after="40" w:lineRule="auto" w:line="276"/>
-        <w:ind w:left="576"/>
-      </w:pPr>
-      <w:r>
-        <w:rPr>
-          <w:rFonts w:ascii="Times New Roman" w:hAnsi="Times New Roman"/>
-          <w:b/>
-          <w:sz w:val="24"/>
-        </w:rPr>
-        <w:t xml:space="preserve">•  </w:t>
-      </w:r>
-      <w:r>
-        <w:rPr>
-          <w:rFonts w:ascii="Times New Roman" w:hAnsi="Times New Roman"/>
-          <w:sz w:val="24"/>
-        </w:rPr>
-        <w:t>Staying updated with the latest web design trends and technologies.</w:t>
-      </w:r>
-    </w:p>
-    <w:p>
-      <w:pPr>
-        <w:spacing w:before="0" w:after="40" w:lineRule="auto" w:line="276"/>
-        <w:ind w:left="576"/>
-      </w:pPr>
-      <w:r>
-        <w:rPr>
-          <w:rFonts w:ascii="Times New Roman" w:hAnsi="Times New Roman"/>
-          <w:b/>
-          <w:sz w:val="24"/>
-        </w:rPr>
-        <w:t xml:space="preserve">•  </w:t>
-      </w:r>
-      <w:r>
-        <w:rPr>
-          <w:rFonts w:ascii="Times New Roman" w:hAnsi="Times New Roman"/>
-          <w:sz w:val="24"/>
-        </w:rPr>
-        <w:t>[List any other specific duties or responsibilities relevant to the position]</w:t>
-      </w:r>
-    </w:p>
-    <w:p>
-      <w:pPr>
-        <w:spacing w:before="160" w:after="80" w:lineRule="auto" w:line="276"/>
-      </w:pPr>
-      <w:r>
-        <w:rPr>
-          <w:rFonts w:ascii="Times New Roman" w:hAnsi="Times New Roman"/>
-          <w:b/>
-          <w:sz w:val="24"/>
-        </w:rPr>
-        <w:t>Your employment terms and conditions are as follows:</w:t>
-      </w:r>
-    </w:p>
-    <w:p>
-      <w:pPr>
-        <w:spacing w:before="0" w:after="40" w:lineRule="auto" w:line="276"/>
-        <w:ind w:left="576"/>
-      </w:pPr>
-      <w:r>
-        <w:rPr>
-          <w:rFonts w:ascii="Times New Roman" w:hAnsi="Times New Roman"/>
-          <w:b/>
-          <w:sz w:val="24"/>
-        </w:rPr>
-        <w:t xml:space="preserve">•  </w:t>
-      </w:r>
-      <w:r>
-        <w:rPr>
-          <w:rFonts w:ascii="Times New Roman" w:hAnsi="Times New Roman"/>
-          <w:sz w:val="24"/>
-        </w:rPr>
-        <w:t>Salary: [Salary Amount] per month</w:t>
-      </w:r>
-    </w:p>
-    <w:p>
-      <w:pPr>
-        <w:spacing w:before="0" w:after="40" w:lineRule="auto" w:line="276"/>
-        <w:ind w:left="576"/>
-      </w:pPr>
-      <w:r>
-        <w:rPr>
-          <w:rFonts w:ascii="Times New Roman" w:hAnsi="Times New Roman"/>
-          <w:b/>
-          <w:sz w:val="24"/>
-        </w:rPr>
-        <w:t xml:space="preserve">•  </w:t>
-      </w:r>
-      <w:r>
-        <w:rPr>
-          <w:rFonts w:ascii="Times New Roman" w:hAnsi="Times New Roman"/>
-          <w:sz w:val="24"/>
-        </w:rPr>
-        <w:t>Benefits: [List of benefits, such as health insurance, paid time off, etc.]</w:t>
-      </w:r>
-    </w:p>
-    <w:p>
-      <w:pPr>
-        <w:spacing w:before="0" w:after="40" w:lineRule="auto" w:line="276"/>
-        <w:ind w:left="576"/>
-      </w:pPr>
-      <w:r>
-        <w:rPr>
-          <w:rFonts w:ascii="Times New Roman" w:hAnsi="Times New Roman"/>
-          <w:b/>
-          <w:sz w:val="24"/>
-        </w:rPr>
-        <w:t xml:space="preserve">•  </w:t>
-      </w:r>
-      <w:r>
-        <w:rPr>
-          <w:rFonts w:ascii="Times New Roman" w:hAnsi="Times New Roman"/>
-          <w:sz w:val="24"/>
-        </w:rPr>
-        <w:t>Working hours: [Regular working hours]</w:t>
-      </w:r>
-    </w:p>
-    <w:p>
-      <w:pPr>
-        <w:spacing w:before="0" w:after="40" w:lineRule="auto" w:line="276"/>
-        <w:ind w:left="576"/>
-      </w:pPr>
-      <w:r>
-        <w:rPr>
-          <w:rFonts w:ascii="Times New Roman" w:hAnsi="Times New Roman"/>
-          <w:b/>
-          <w:sz w:val="24"/>
-        </w:rPr>
-        <w:t xml:space="preserve">•  </w:t>
-      </w:r>
-      <w:r>
-        <w:rPr>
-          <w:rFonts w:ascii="Times New Roman" w:hAnsi="Times New Roman"/>
-          <w:sz w:val="24"/>
-        </w:rPr>
-        <w:t>Probationary period: [Duration of probationary period]</w:t>
-      </w:r>
-    </w:p>
-    <w:p>
-      <w:pPr>
-        <w:spacing w:before="160" w:after="160" w:lineRule="auto" w:line="276"/>
-      </w:pPr>
-      <w:r>
-        <w:rPr>
-          <w:rFonts w:ascii="Times New Roman" w:hAnsi="Times New Roman"/>
-          <w:b w:val="0"/>
-          <w:sz w:val="24"/>
-        </w:rPr>
-        <w:t>Please ensure that you provide the necessary documentation, such as your ID proof, educational certificates, and medical fitness certificate, to the HR department by [Date].</w:t>
-      </w:r>
-    </w:p>
-    <w:p>
-      <w:pPr>
-        <w:spacing w:before="0" w:after="280" w:lineRule="auto" w:line="276"/>
-      </w:pPr>
-      <w:r>
-        <w:rPr>
-          <w:rFonts w:ascii="Times New Roman" w:hAnsi="Times New Roman"/>
-          <w:b w:val="0"/>
-          <w:sz w:val="24"/>
-        </w:rPr>
-        <w:t>We look forward to your contributions and wish you all the best in your new role at [Company Name].</w:t>
-      </w:r>
-    </w:p>
-    <w:p>
-      <w:pPr>
-        <w:spacing w:before="0" w:after="360" w:lineRule="auto" w:line="276"/>
-      </w:pPr>
-      <w:r>
-        <w:rPr>
-          <w:rFonts w:ascii="Times New Roman" w:hAnsi="Times New Roman"/>
-          <w:b w:val="0"/>
-          <w:sz w:val="24"/>
-        </w:rPr>
-        <w:t>Sincerely,</w:t>
-      </w:r>
-    </w:p>
-    <w:p>
-      <w:pPr>
-        <w:spacing w:before="0" w:after="120" w:lineRule="auto" w:line="276"/>
-      </w:pPr>
-      <w:r>
-        <w:rPr>
-          <w:rFonts w:ascii="Times New Roman" w:hAnsi="Times New Roman"/>
-          <w:b/>
-          <w:sz w:val="24"/>
+          <w:sz w:val="23"/>
         </w:rPr>
         <w:t>[Your Name] [Your Position] [Company Name] [Company Address]</w:t>
       </w:r>
@@ -351,7 +351,7 @@
     <w:sectPr>
       <w:footerReference w:type="default" r:id="rId9"/>
       <w:pgSz w:w="11909" w:h="16834"/>
-      <w:pgMar w:top="1080" w:right="1224" w:bottom="1080" w:left="1224" w:header="720" w:footer="720" w:gutter="0"/>
+      <w:pgMar w:top="936" w:right="1152" w:bottom="936" w:left="1152" w:header="720" w:footer="720" w:gutter="0"/>
       <w:cols w:space="720"/>
       <w:docGrid w:linePitch="360"/>
     </w:sectPr>
@@ -364,77 +364,26 @@
   <w:p>
     <w:pPr>
       <w:pStyle w:val="Footer"/>
+      <w:jc w:val="left"/>
     </w:pPr>
     <w:r/>
+    <w:r>
+      <w:rPr>
+        <w:rFonts w:ascii="Times New Roman" w:hAnsi="Times New Roman"/>
+        <w:color w:val="3C3C3C"/>
+        <w:sz w:val="19"/>
+      </w:rPr>
+      <w:t>Page 1</w:t>
+    </w:r>
+    <w:r>
+      <w:rPr>
+        <w:rFonts w:ascii="Times New Roman" w:hAnsi="Times New Roman"/>
+        <w:color w:val="3C3C3C"/>
+        <w:sz w:val="19"/>
+      </w:rPr>
+      <w:t xml:space="preserve">                                                                              D:\Your Name_Reg No\Job-1.docx</w:t>
+    </w:r>
   </w:p>
-  <w:tbl>
-    <w:tblPr>
-      <w:tblW w:type="auto" w:w="0"/>
-      <w:jc w:val="center"/>
-      <w:tblLook w:firstColumn="1" w:firstRow="1" w:lastColumn="0" w:lastRow="0" w:noHBand="0" w:noVBand="1" w:val="04A0"/>
-    </w:tblPr>
-    <w:tblGrid>
-      <w:gridCol w:w="5184"/>
-      <w:gridCol w:w="5184"/>
-    </w:tblGrid>
-    <w:tr>
-      <w:tc>
-        <w:tcPr>
-          <w:tcW w:type="dxa" w:w="5184"/>
-          <w:tcBorders>
-            <w:top w:val="none"/>
-            <w:left w:val="none"/>
-            <w:bottom w:val="none"/>
-            <w:right w:val="none"/>
-          </w:tcBorders>
-        </w:tcPr>
-        <w:p>
-          <w:pPr>
-            <w:jc w:val="left"/>
-          </w:pPr>
-          <w:r>
-            <w:rPr>
-              <w:rFonts w:ascii="Times New Roman" w:hAnsi="Times New Roman"/>
-              <w:sz w:val="19"/>
-            </w:rPr>
-            <w:t xml:space="preserve">Page </w:t>
-          </w:r>
-          <w:fldSimple w:instr="PAGE">
-            <w:r>
-              <w:rPr>
-                <w:rFonts w:ascii="Times New Roman" w:hAnsi="Times New Roman"/>
-                <w:sz w:val="19"/>
-              </w:rPr>
-              <w:t>1</w:t>
-            </w:r>
-          </w:fldSimple>
-        </w:p>
-      </w:tc>
-      <w:tc>
-        <w:tcPr>
-          <w:tcW w:type="dxa" w:w="5184"/>
-          <w:tcBorders>
-            <w:top w:val="none"/>
-            <w:left w:val="none"/>
-            <w:bottom w:val="none"/>
-            <w:right w:val="none"/>
-          </w:tcBorders>
-        </w:tcPr>
-        <w:p>
-          <w:pPr>
-            <w:jc w:val="right"/>
-          </w:pPr>
-          <w:r>
-            <w:rPr>
-              <w:rFonts w:ascii="Times New Roman" w:hAnsi="Times New Roman"/>
-              <w:sz w:val="19"/>
-            </w:rPr>
-            <w:t>D:\Tajrian Islam Sharan_Reg No\Job-1.docx</w:t>
-          </w:r>
-        </w:p>
-      </w:tc>
-    </w:tr>
-  </w:tbl>
 </w:ftr>
 </file>
 
